--- a/Labs/ReportExample.docx
+++ b/Labs/ReportExample.docx
@@ -40,11 +40,12 @@
         </w:rPr>
         <w:t>за курсом "</w:t>
       </w:r>
-      <w:proofErr w:type="spellStart"/>
-      <w:r>
+      <w:r>
+        <w:rPr>
+          <w:lang w:val="uk-UA"/>
+        </w:rPr>
         <w:t>Програмування</w:t>
       </w:r>
-      <w:proofErr w:type="spellEnd"/>
       <w:r>
         <w:t xml:space="preserve"> на </w:t>
       </w:r>
@@ -53,6 +54,12 @@
           <w:lang w:val="en-US"/>
         </w:rPr>
         <w:t>Python</w:t>
+      </w:r>
+      <w:r>
+        <w:rPr>
+          <w:lang w:val="uk-UA"/>
+        </w:rPr>
+        <w:t xml:space="preserve"> </w:t>
       </w:r>
       <w:r>
         <w:rPr>
@@ -184,7 +191,7 @@
         <w:rPr>
           <w:lang w:val="en-US"/>
         </w:rPr>
-        <w:t>3</w:t>
+        <w:t>6</w:t>
       </w:r>
       <w:r>
         <w:rPr>
@@ -202,8 +209,64 @@
         <w:rPr>
           <w:lang w:val="en-US"/>
         </w:rPr>
-        <w:t>4</w:t>
-      </w:r>
+        <w:t>7</w:t>
+      </w:r>
+    </w:p>
+    <w:p>
+      <w:pPr>
+        <w:suppressAutoHyphens/>
+        <w:autoSpaceDE w:val="0"/>
+        <w:autoSpaceDN w:val="0"/>
+        <w:adjustRightInd w:val="0"/>
+        <w:jc w:val="both"/>
+        <w:rPr>
+          <w:sz w:val="28"/>
+          <w:szCs w:val="28"/>
+          <w:lang w:val="uk-UA"/>
+        </w:rPr>
+      </w:pPr>
+    </w:p>
+    <w:p>
+      <w:pPr>
+        <w:suppressAutoHyphens/>
+        <w:autoSpaceDE w:val="0"/>
+        <w:autoSpaceDN w:val="0"/>
+        <w:adjustRightInd w:val="0"/>
+        <w:jc w:val="both"/>
+        <w:rPr>
+          <w:sz w:val="28"/>
+          <w:szCs w:val="28"/>
+        </w:rPr>
+      </w:pPr>
+      <w:r>
+        <w:rPr>
+          <w:sz w:val="28"/>
+          <w:szCs w:val="28"/>
+          <w:lang w:val="uk-UA"/>
+        </w:rPr>
+        <w:t>Оформ</w:t>
+      </w:r>
+      <w:r>
+        <w:rPr>
+          <w:sz w:val="28"/>
+          <w:szCs w:val="28"/>
+          <w:lang w:val="uk-UA"/>
+        </w:rPr>
+        <w:t>ити звіт за наступним шаблоном.</w:t>
+      </w:r>
+    </w:p>
+    <w:p>
+      <w:pPr>
+        <w:suppressAutoHyphens/>
+        <w:autoSpaceDE w:val="0"/>
+        <w:autoSpaceDN w:val="0"/>
+        <w:adjustRightInd w:val="0"/>
+        <w:jc w:val="both"/>
+        <w:rPr>
+          <w:sz w:val="28"/>
+          <w:szCs w:val="28"/>
+        </w:rPr>
+      </w:pPr>
     </w:p>
     <w:p>
       <w:pPr>
@@ -243,8 +306,6 @@
         </w:rPr>
         <w:t>Постановка задачі</w:t>
       </w:r>
-      <w:bookmarkStart w:id="0" w:name="_GoBack"/>
-      <w:bookmarkEnd w:id="0"/>
     </w:p>
     <w:p>
       <w:pPr>
@@ -256,7 +317,7 @@
         <w:rPr>
           <w:sz w:val="28"/>
           <w:szCs w:val="28"/>
-          <w:lang w:val="uk-UA"/>
+          <w:lang w:val="en-US"/>
         </w:rPr>
       </w:pPr>
     </w:p>
@@ -289,16 +350,14 @@
         </w:rPr>
         <w:t xml:space="preserve"> – </w:t>
       </w:r>
-      <w:proofErr w:type="spellStart"/>
       <w:r>
         <w:rPr>
           <w:sz w:val="28"/>
           <w:szCs w:val="28"/>
           <w:lang w:val="uk-UA"/>
         </w:rPr>
-        <w:t>задания</w:t>
-      </w:r>
-      <w:proofErr w:type="spellEnd"/>
+        <w:t>завдання</w:t>
+      </w:r>
     </w:p>
     <w:p>
       <w:pPr>
@@ -350,9 +409,76 @@
           <w:u w:val="single"/>
           <w:lang w:val="uk-UA"/>
         </w:rPr>
-        <w:t>2</w:t>
-      </w:r>
-      <w:r>
+        <w:t>2. Вихідний текст програми розв’язку задачі:</w:t>
+      </w:r>
+    </w:p>
+    <w:p>
+      <w:pPr>
+        <w:suppressAutoHyphens/>
+        <w:autoSpaceDE w:val="0"/>
+        <w:autoSpaceDN w:val="0"/>
+        <w:adjustRightInd w:val="0"/>
+        <w:jc w:val="both"/>
+        <w:rPr>
+          <w:b/>
+          <w:lang w:val="uk-UA"/>
+        </w:rPr>
+      </w:pPr>
+    </w:p>
+    <w:p>
+      <w:pPr>
+        <w:suppressAutoHyphens/>
+        <w:autoSpaceDE w:val="0"/>
+        <w:autoSpaceDN w:val="0"/>
+        <w:adjustRightInd w:val="0"/>
+        <w:jc w:val="both"/>
+        <w:rPr>
+          <w:b/>
+          <w:lang w:val="uk-UA"/>
+        </w:rPr>
+      </w:pPr>
+      <w:r>
+        <w:rPr>
+          <w:sz w:val="28"/>
+          <w:szCs w:val="28"/>
+          <w:lang w:val="uk-UA"/>
+        </w:rPr>
+        <w:t>CTRL+C, CTRL+V – код</w:t>
+      </w:r>
+    </w:p>
+    <w:p>
+      <w:pPr>
+        <w:suppressAutoHyphens/>
+        <w:autoSpaceDE w:val="0"/>
+        <w:autoSpaceDN w:val="0"/>
+        <w:adjustRightInd w:val="0"/>
+        <w:jc w:val="both"/>
+        <w:rPr>
+          <w:lang w:val="uk-UA"/>
+        </w:rPr>
+      </w:pPr>
+    </w:p>
+    <w:p>
+      <w:pPr>
+        <w:suppressAutoHyphens/>
+        <w:autoSpaceDE w:val="0"/>
+        <w:autoSpaceDN w:val="0"/>
+        <w:adjustRightInd w:val="0"/>
+        <w:jc w:val="both"/>
+        <w:rPr>
+          <w:lang w:val="en-US"/>
+        </w:rPr>
+      </w:pPr>
+      <w:bookmarkStart w:id="0" w:name="_GoBack"/>
+      <w:bookmarkEnd w:id="0"/>
+    </w:p>
+    <w:p>
+      <w:pPr>
+        <w:suppressAutoHyphens/>
+        <w:autoSpaceDE w:val="0"/>
+        <w:autoSpaceDN w:val="0"/>
+        <w:adjustRightInd w:val="0"/>
+        <w:spacing w:after="133"/>
         <w:rPr>
           <w:rFonts w:ascii="Adventure" w:hAnsi="Adventure"/>
           <w:color w:val="0000FF"/>
@@ -361,116 +487,8 @@
           <w:u w:val="single"/>
           <w:lang w:val="uk-UA"/>
         </w:rPr>
-        <w:t>. Вихідний текст програми розв’язку задачі:</w:t>
-      </w:r>
-    </w:p>
-    <w:p>
-      <w:pPr>
-        <w:jc w:val="center"/>
-        <w:rPr>
-          <w:b/>
-          <w:lang w:val="uk-UA"/>
-        </w:rPr>
-      </w:pPr>
-      <w:proofErr w:type="spellStart"/>
-      <w:r>
-        <w:rPr>
-          <w:b/>
-          <w:highlight w:val="yellow"/>
-          <w:lang w:val="uk-UA"/>
-        </w:rPr>
-        <w:t>Source</w:t>
-      </w:r>
-      <w:proofErr w:type="spellEnd"/>
-      <w:r>
-        <w:rPr>
-          <w:b/>
-          <w:highlight w:val="yellow"/>
-          <w:lang w:val="uk-UA"/>
-        </w:rPr>
-        <w:t xml:space="preserve"> </w:t>
-      </w:r>
-      <w:proofErr w:type="spellStart"/>
-      <w:r>
-        <w:rPr>
-          <w:b/>
-          <w:highlight w:val="yellow"/>
-          <w:lang w:val="uk-UA"/>
-        </w:rPr>
-        <w:t>Files</w:t>
-      </w:r>
-      <w:proofErr w:type="spellEnd"/>
-    </w:p>
-    <w:p>
-      <w:pPr>
-        <w:suppressAutoHyphens/>
-        <w:autoSpaceDE w:val="0"/>
-        <w:autoSpaceDN w:val="0"/>
-        <w:adjustRightInd w:val="0"/>
-        <w:jc w:val="both"/>
-        <w:rPr>
-          <w:sz w:val="28"/>
-          <w:szCs w:val="28"/>
-          <w:lang w:val="uk-UA"/>
-        </w:rPr>
-      </w:pPr>
-      <w:r>
-        <w:rPr>
-          <w:sz w:val="28"/>
-          <w:szCs w:val="28"/>
-          <w:lang w:val="uk-UA"/>
-        </w:rPr>
-        <w:t xml:space="preserve">CTRL+C, CTRL+V </w:t>
-      </w:r>
-      <w:r>
-        <w:rPr>
-          <w:sz w:val="28"/>
-          <w:szCs w:val="28"/>
-          <w:lang w:val="uk-UA"/>
-        </w:rPr>
-        <w:t>–</w:t>
-      </w:r>
-      <w:r>
-        <w:rPr>
-          <w:sz w:val="28"/>
-          <w:szCs w:val="28"/>
-          <w:lang w:val="uk-UA"/>
-        </w:rPr>
-        <w:t xml:space="preserve"> код</w:t>
-      </w:r>
-    </w:p>
-    <w:p>
-      <w:pPr>
-        <w:suppressAutoHyphens/>
-        <w:autoSpaceDE w:val="0"/>
-        <w:autoSpaceDN w:val="0"/>
-        <w:adjustRightInd w:val="0"/>
-        <w:jc w:val="both"/>
-        <w:rPr>
-          <w:lang w:val="uk-UA"/>
-        </w:rPr>
-      </w:pPr>
-    </w:p>
-    <w:p>
-      <w:pPr>
-        <w:suppressAutoHyphens/>
-        <w:autoSpaceDE w:val="0"/>
-        <w:autoSpaceDN w:val="0"/>
-        <w:adjustRightInd w:val="0"/>
-        <w:ind w:firstLine="720"/>
-        <w:jc w:val="both"/>
-        <w:rPr>
-          <w:lang w:val="uk-UA"/>
-        </w:rPr>
-      </w:pPr>
-    </w:p>
-    <w:p>
-      <w:pPr>
-        <w:suppressAutoHyphens/>
-        <w:autoSpaceDE w:val="0"/>
-        <w:autoSpaceDN w:val="0"/>
-        <w:adjustRightInd w:val="0"/>
-        <w:spacing w:after="133"/>
+      </w:pPr>
+      <w:r>
         <w:rPr>
           <w:rFonts w:ascii="Adventure" w:hAnsi="Adventure"/>
           <w:color w:val="0000FF"/>
@@ -479,28 +497,7 @@
           <w:u w:val="single"/>
           <w:lang w:val="uk-UA"/>
         </w:rPr>
-      </w:pPr>
-      <w:r>
-        <w:rPr>
-          <w:rFonts w:ascii="Adventure" w:hAnsi="Adventure"/>
-          <w:color w:val="0000FF"/>
-          <w:sz w:val="36"/>
-          <w:szCs w:val="36"/>
-          <w:u w:val="single"/>
-          <w:lang w:val="uk-UA"/>
-        </w:rPr>
-        <w:t>3</w:t>
-      </w:r>
-      <w:r>
-        <w:rPr>
-          <w:rFonts w:ascii="Adventure" w:hAnsi="Adventure"/>
-          <w:color w:val="0000FF"/>
-          <w:sz w:val="36"/>
-          <w:szCs w:val="36"/>
-          <w:u w:val="single"/>
-          <w:lang w:val="uk-UA"/>
-        </w:rPr>
-        <w:t>. Опис інтерфейсу програми</w:t>
+        <w:t>3. Опис інтерфейсу програми</w:t>
       </w:r>
     </w:p>
     <w:p>
@@ -606,10 +603,26 @@
           <w:bCs/>
           <w:sz w:val="21"/>
           <w:szCs w:val="21"/>
-          <w:lang w:val="uk-UA"/>
         </w:rPr>
       </w:pPr>
       <w:proofErr w:type="spellStart"/>
+      <w:r>
+        <w:rPr>
+          <w:sz w:val="28"/>
+          <w:szCs w:val="28"/>
+          <w:lang w:val="uk-UA"/>
+        </w:rPr>
+        <w:t>PrintScreen</w:t>
+      </w:r>
+      <w:proofErr w:type="spellEnd"/>
+      <w:r>
+        <w:rPr>
+          <w:sz w:val="28"/>
+          <w:szCs w:val="28"/>
+          <w:lang w:val="uk-UA"/>
+        </w:rPr>
+        <w:t>,</w:t>
+      </w:r>
       <w:r>
         <w:rPr>
           <w:b/>
@@ -618,18 +631,7 @@
           <w:szCs w:val="21"/>
           <w:lang w:val="uk-UA"/>
         </w:rPr>
-        <w:t>PrintScreen</w:t>
-      </w:r>
-      <w:proofErr w:type="spellEnd"/>
-      <w:r>
-        <w:rPr>
-          <w:b/>
-          <w:bCs/>
-          <w:sz w:val="21"/>
-          <w:szCs w:val="21"/>
-          <w:lang w:val="uk-UA"/>
-        </w:rPr>
-        <w:t xml:space="preserve">, </w:t>
+        <w:t xml:space="preserve"> </w:t>
       </w:r>
       <w:r>
         <w:rPr>
@@ -637,157 +639,30 @@
           <w:szCs w:val="28"/>
           <w:lang w:val="uk-UA"/>
         </w:rPr>
-        <w:t xml:space="preserve">CTRL+V – пару картинок </w:t>
-      </w:r>
-      <w:proofErr w:type="spellStart"/>
+        <w:t>CTRL+V</w:t>
+      </w:r>
       <w:r>
         <w:rPr>
           <w:sz w:val="28"/>
           <w:szCs w:val="28"/>
           <w:lang w:val="uk-UA"/>
         </w:rPr>
-        <w:t>вашей</w:t>
-      </w:r>
-      <w:proofErr w:type="spellEnd"/>
+        <w:t xml:space="preserve"> - </w:t>
+      </w:r>
       <w:r>
         <w:rPr>
           <w:sz w:val="28"/>
           <w:szCs w:val="28"/>
           <w:lang w:val="uk-UA"/>
         </w:rPr>
-        <w:t xml:space="preserve"> </w:t>
-      </w:r>
-      <w:proofErr w:type="spellStart"/>
+        <w:t>пару картинок вашої програми</w:t>
+      </w:r>
       <w:r>
         <w:rPr>
           <w:sz w:val="28"/>
           <w:szCs w:val="28"/>
-          <w:lang w:val="uk-UA"/>
-        </w:rPr>
-        <w:t>программы</w:t>
-      </w:r>
-      <w:proofErr w:type="spellEnd"/>
-      <w:r>
-        <w:rPr>
-          <w:sz w:val="28"/>
-          <w:szCs w:val="28"/>
-          <w:lang w:val="uk-UA"/>
-        </w:rPr>
-        <w:t xml:space="preserve">, </w:t>
-      </w:r>
-      <w:proofErr w:type="spellStart"/>
-      <w:r>
-        <w:rPr>
-          <w:sz w:val="28"/>
-          <w:szCs w:val="28"/>
-          <w:lang w:val="uk-UA"/>
-        </w:rPr>
-        <w:t>желательно</w:t>
-      </w:r>
-      <w:proofErr w:type="spellEnd"/>
-      <w:r>
-        <w:rPr>
-          <w:sz w:val="28"/>
-          <w:szCs w:val="28"/>
-          <w:lang w:val="uk-UA"/>
         </w:rPr>
         <w:t xml:space="preserve"> </w:t>
-      </w:r>
-      <w:r>
-        <w:rPr>
-          <w:sz w:val="28"/>
-          <w:szCs w:val="28"/>
-          <w:lang w:val="uk-UA"/>
-        </w:rPr>
-        <w:t xml:space="preserve">с </w:t>
-      </w:r>
-      <w:proofErr w:type="spellStart"/>
-      <w:r>
-        <w:rPr>
-          <w:sz w:val="28"/>
-          <w:szCs w:val="28"/>
-          <w:lang w:val="uk-UA"/>
-        </w:rPr>
-        <w:t>вашей</w:t>
-      </w:r>
-      <w:proofErr w:type="spellEnd"/>
-      <w:r>
-        <w:rPr>
-          <w:sz w:val="28"/>
-          <w:szCs w:val="28"/>
-          <w:lang w:val="uk-UA"/>
-        </w:rPr>
-        <w:t xml:space="preserve"> </w:t>
-      </w:r>
-      <w:proofErr w:type="spellStart"/>
-      <w:r>
-        <w:rPr>
-          <w:sz w:val="28"/>
-          <w:szCs w:val="28"/>
-          <w:lang w:val="uk-UA"/>
-        </w:rPr>
-        <w:t>фамилией</w:t>
-      </w:r>
-      <w:proofErr w:type="spellEnd"/>
-      <w:r>
-        <w:rPr>
-          <w:sz w:val="28"/>
-          <w:szCs w:val="28"/>
-          <w:lang w:val="uk-UA"/>
-        </w:rPr>
-        <w:t xml:space="preserve"> </w:t>
-      </w:r>
-      <w:r>
-        <w:rPr>
-          <w:sz w:val="28"/>
-          <w:szCs w:val="28"/>
-          <w:lang w:val="uk-UA"/>
-        </w:rPr>
-        <w:t xml:space="preserve">в </w:t>
-      </w:r>
-      <w:proofErr w:type="spellStart"/>
-      <w:r>
-        <w:rPr>
-          <w:sz w:val="28"/>
-          <w:szCs w:val="28"/>
-          <w:lang w:val="uk-UA"/>
-        </w:rPr>
-        <w:t>title</w:t>
-      </w:r>
-      <w:proofErr w:type="spellEnd"/>
-      <w:r>
-        <w:rPr>
-          <w:sz w:val="28"/>
-          <w:szCs w:val="28"/>
-          <w:lang w:val="uk-UA"/>
-        </w:rPr>
-        <w:t xml:space="preserve"> </w:t>
-      </w:r>
-      <w:r>
-        <w:rPr>
-          <w:sz w:val="28"/>
-          <w:szCs w:val="28"/>
-          <w:lang w:val="uk-UA"/>
-        </w:rPr>
-        <w:t>(</w:t>
-      </w:r>
-      <w:proofErr w:type="spellStart"/>
-      <w:r>
-        <w:rPr>
-          <w:sz w:val="28"/>
-          <w:szCs w:val="28"/>
-          <w:lang w:val="uk-UA"/>
-        </w:rPr>
-        <w:t>glfwCreateWindow</w:t>
-      </w:r>
-      <w:proofErr w:type="spellEnd"/>
-      <w:r>
-        <w:rPr>
-          <w:sz w:val="28"/>
-          <w:szCs w:val="28"/>
-          <w:lang w:val="uk-UA"/>
-        </w:rPr>
-        <w:t xml:space="preserve">) </w:t>
       </w:r>
       <w:r>
         <w:rPr>
@@ -1620,7 +1495,7 @@
     <w:name w:val="Balloon Text"/>
     <w:basedOn w:val="a"/>
     <w:link w:val="ab"/>
-    <w:rsid w:val="000678E4"/>
+    <w:rsid w:val="00764D4D"/>
     <w:rPr>
       <w:rFonts w:ascii="Tahoma" w:hAnsi="Tahoma" w:cs="Tahoma"/>
       <w:sz w:val="16"/>
@@ -1631,7 +1506,7 @@
     <w:name w:val="Текст выноски Знак"/>
     <w:basedOn w:val="a0"/>
     <w:link w:val="aa"/>
-    <w:rsid w:val="000678E4"/>
+    <w:rsid w:val="00764D4D"/>
     <w:rPr>
       <w:rFonts w:ascii="Tahoma" w:hAnsi="Tahoma" w:cs="Tahoma"/>
       <w:sz w:val="16"/>
@@ -1921,7 +1796,7 @@
     <w:name w:val="Balloon Text"/>
     <w:basedOn w:val="a"/>
     <w:link w:val="ab"/>
-    <w:rsid w:val="000678E4"/>
+    <w:rsid w:val="00764D4D"/>
     <w:rPr>
       <w:rFonts w:ascii="Tahoma" w:hAnsi="Tahoma" w:cs="Tahoma"/>
       <w:sz w:val="16"/>
@@ -1932,7 +1807,7 @@
     <w:name w:val="Текст выноски Знак"/>
     <w:basedOn w:val="a0"/>
     <w:link w:val="aa"/>
-    <w:rsid w:val="000678E4"/>
+    <w:rsid w:val="00764D4D"/>
     <w:rPr>
       <w:rFonts w:ascii="Tahoma" w:hAnsi="Tahoma" w:cs="Tahoma"/>
       <w:sz w:val="16"/>
